--- a/tech_cards/Ванная_tech_card.docx
+++ b/tech_cards/Ванная_tech_card.docx
@@ -1364,7 +1364,7 @@
                 <w:sz w:val="14"/>
                 <w:rFonts w:ascii="Arial" w:hAnsi="Arial"/>
               </w:rPr>
-              <w:t xml:space="preserve">тряпка</w:t>
+              <w:t xml:space="preserve">обработка губкой с абразивным слоем</w:t>
             </w:r>
           </w:p>
         </w:tc>

--- a/tech_cards/Ванная_tech_card.docx
+++ b/tech_cards/Ванная_tech_card.docx
@@ -1335,7 +1335,7 @@
         <w:tc>
           <w:tcPr>
             <w:tcW w:w="1913" w:type="dxa"/>
-            <w:shd w:val="clear" w:color="auto" w:fill="99CCFF"/>
+            <w:shd w:val="clear" w:color="auto" w:fill="FFCCCC"/>
           </w:tcPr>
           <w:p>
             <w:pPr>
@@ -1347,7 +1347,7 @@
                 <w:b/>
                 <w:sz w:val="14"/>
               </w:rPr>
-              <w:t>ХИМИТЕК ИЗУМРУД 400</w:t>
+              <w:t>ХИМИТЕК ИЗУМРУД 500</w:t>
             </w:r>
           </w:p>
         </w:tc>
@@ -1364,7 +1364,7 @@
                 <w:sz w:val="14"/>
                 <w:rFonts w:ascii="Arial" w:hAnsi="Arial"/>
               </w:rPr>
-              <w:t xml:space="preserve">обработка губкой с абразивным слоем</w:t>
+              <w:t xml:space="preserve">обработка ветошью</w:t>
             </w:r>
           </w:p>
         </w:tc>
@@ -1478,7 +1478,6 @@
         <w:tc>
           <w:tcPr>
             <w:tcW w:w="1351" w:type="dxa"/>
-            <w:vMerge w:val="restart"/>
           </w:tcPr>
           <w:p>
             <w:pPr>
@@ -1489,7 +1488,7 @@
                 <w:sz w:val="14"/>
                 <w:rFonts w:ascii="Arial" w:hAnsi="Arial"/>
               </w:rPr>
-              <w:t xml:space="preserve">сотрудник клининга</w:t>
+              <w:t xml:space="preserve">инженер</w:t>
             </w:r>
           </w:p>
         </w:tc>
@@ -1653,6 +1652,641 @@
                 <w:rFonts w:ascii="Arial" w:hAnsi="Arial"/>
               </w:rPr>
               <w:t xml:space="preserve">1 час</w:t>
+            </w:r>
+          </w:p>
+        </w:tc>
+        <w:tc>
+          <w:tcPr>
+            <w:tcW w:w="510" w:type="dxa"/>
+            <w:noWrap/>
+            <w:tcMar>
+              <w:left w:w="0" w:type="dxa"/>
+              <w:right w:w="0" w:type="dxa"/>
+            </w:tcMar>
+            <w:textDirection w:val="btLr"/>
+            <w:tcFitText/>
+            <w:vAlign w:val="center"/>
+            <w:vMerge/>
+            <w:shd w:val="clear" w:color="auto" w:fill="#32CD32"/>
+          </w:tcPr>
+          <w:p/>
+        </w:tc>
+        <w:tc>
+          <w:tcPr>
+            <w:tcW w:w="958" w:type="dxa"/>
+            <w:vMerge/>
+          </w:tcPr>
+          <w:p/>
+        </w:tc>
+        <w:tc>
+          <w:tcPr>
+            <w:tcW w:w="1351" w:type="dxa"/>
+          </w:tcPr>
+          <w:p>
+            <w:pPr>
+              <w:pStyle w:val="--2"/>
+            </w:pPr>
+            <w:r>
+              <w:rPr>
+                <w:sz w:val="14"/>
+                <w:rFonts w:ascii="Arial" w:hAnsi="Arial"/>
+              </w:rPr>
+              <w:t xml:space="preserve">сотрудник внутреннего клининга</w:t>
+            </w:r>
+          </w:p>
+        </w:tc>
+        <w:tc>
+          <w:tcPr>
+            <w:tcW w:w="1688" w:type="dxa"/>
+            <w:vMerge/>
+          </w:tcPr>
+          <w:p/>
+        </w:tc>
+      </w:tr>
+      <w:tr>
+        <w:tc>
+          <w:tcPr>
+            <w:tcW w:w="15876" w:type="dxa"/>
+            <w:gridSpan w:val="12"/>
+            <w:shd w:val="clear" w:color="auto" w:fill="D2D2D2"/>
+          </w:tcPr>
+          <w:p>
+            <w:pPr>
+              <w:pStyle w:val="--2"/>
+            </w:pPr>
+            <w:r>
+              <w:rPr>
+                <w:sz w:val="14"/>
+                <w:rFonts w:ascii="Arial" w:hAnsi="Arial"/>
+                <w:b/>
+              </w:rPr>
+              <w:t xml:space="preserve">Санитарная обработка производственного инвентаря, посуды</w:t>
+            </w:r>
+          </w:p>
+        </w:tc>
+      </w:tr>
+      <w:tr>
+        <w:tc>
+          <w:tcPr>
+            <w:tcW w:w="1688" w:type="dxa"/>
+            <w:vMerge w:val="restart"/>
+          </w:tcPr>
+          <w:p>
+            <w:pPr>
+              <w:pStyle w:val="--2"/>
+            </w:pPr>
+            <w:r>
+              <w:rPr>
+                <w:sz w:val="14"/>
+                <w:rFonts w:ascii="Arial" w:hAnsi="Arial"/>
+              </w:rPr>
+              <w:t xml:space="preserve">стеллажи складские (до 2 м)</w:t>
+            </w:r>
+          </w:p>
+        </w:tc>
+        <w:tc>
+          <w:tcPr>
+            <w:tcW w:w="1408" w:type="dxa"/>
+          </w:tcPr>
+          <w:p>
+            <w:pPr>
+              <w:pStyle w:val="--2"/>
+            </w:pPr>
+            <w:r>
+              <w:rPr>
+                <w:sz w:val="14"/>
+                <w:rFonts w:ascii="Arial" w:hAnsi="Arial"/>
+              </w:rPr>
+              <w:t xml:space="preserve">очистка (обеспыливание поверхностей)</w:t>
+            </w:r>
+          </w:p>
+        </w:tc>
+        <w:tc>
+          <w:tcPr>
+            <w:tcW w:w="506" w:type="dxa"/>
+            <w:tcMar>
+              <w:left w:w="0" w:type="dxa"/>
+              <w:right w:w="0" w:type="dxa"/>
+            </w:tcMar>
+            <w:textDirection w:val="btLr"/>
+            <w:vAlign w:val="center"/>
+          </w:tcPr>
+          <w:p>
+            <w:pPr>
+              <w:pStyle w:val="--3"/>
+            </w:pPr>
+            <w:r>
+              <w:rPr>
+                <w:sz w:val="14"/>
+                <w:rFonts w:ascii="Arial" w:hAnsi="Arial"/>
+              </w:rPr>
+              <w:t xml:space="preserve"/>
+            </w:r>
+          </w:p>
+        </w:tc>
+        <w:tc>
+          <w:tcPr>
+            <w:tcW w:w="1913" w:type="dxa"/>
+          </w:tcPr>
+          <w:p>
+            <w:pPr>
+              <w:pStyle w:val="-0"/>
+            </w:pPr>
+            <w:r>
+              <w:rPr>
+                <w:rFonts w:ascii="Arial" w:hAnsi="Arial"/>
+                <w:sz w:val="14"/>
+              </w:rPr>
+              <w:t>_____________________</w:t>
+            </w:r>
+          </w:p>
+        </w:tc>
+        <w:tc>
+          <w:tcPr>
+            <w:tcW w:w="1520" w:type="dxa"/>
+          </w:tcPr>
+          <w:p>
+            <w:pPr>
+              <w:pStyle w:val="--2"/>
+            </w:pPr>
+            <w:r>
+              <w:rPr>
+                <w:sz w:val="14"/>
+                <w:rFonts w:ascii="Arial" w:hAnsi="Arial"/>
+              </w:rPr>
+              <w:t xml:space="preserve">ручной (протирание)</w:t>
+            </w:r>
+          </w:p>
+        </w:tc>
+        <w:tc>
+          <w:tcPr>
+            <w:tcW w:w="2025" w:type="dxa"/>
+          </w:tcPr>
+          <w:p>
+            <w:pPr>
+              <w:pStyle w:val="--3"/>
+            </w:pPr>
+            <w:r>
+              <w:rPr>
+                <w:rFonts w:ascii="Arial" w:hAnsi="Arial"/>
+                <w:sz w:val="14"/>
+              </w:rPr>
+              <w:t>___________________</w:t>
+            </w:r>
+          </w:p>
+        </w:tc>
+        <w:tc>
+          <w:tcPr>
+            <w:tcW w:w="1183" w:type="dxa"/>
+          </w:tcPr>
+          <w:p>
+            <w:pPr>
+              <w:pStyle w:val="--3"/>
+            </w:pPr>
+            <w:r>
+              <w:rPr>
+                <w:sz w:val="14"/>
+                <w:rFonts w:ascii="Arial" w:hAnsi="Arial"/>
+              </w:rPr>
+              <w:t xml:space="preserve">___________</w:t>
+            </w:r>
+          </w:p>
+        </w:tc>
+        <w:tc>
+          <w:tcPr>
+            <w:tcW w:w="1126" w:type="dxa"/>
+          </w:tcPr>
+          <w:p>
+            <w:pPr>
+              <w:pStyle w:val="--3"/>
+            </w:pPr>
+            <w:r>
+              <w:rPr>
+                <w:sz w:val="14"/>
+                <w:rFonts w:ascii="Arial" w:hAnsi="Arial"/>
+              </w:rPr>
+              <w:t xml:space="preserve">___________</w:t>
+            </w:r>
+          </w:p>
+        </w:tc>
+        <w:tc>
+          <w:tcPr>
+            <w:tcW w:w="510" w:type="dxa"/>
+            <w:noWrap/>
+            <w:tcMar>
+              <w:left w:w="0" w:type="dxa"/>
+              <w:right w:w="0" w:type="dxa"/>
+            </w:tcMar>
+            <w:textDirection w:val="btLr"/>
+            <w:tcFitText/>
+            <w:vAlign w:val="center"/>
+            <w:vMerge w:val="restart"/>
+            <w:shd w:val="clear" w:color="auto" w:fill="#32CD32"/>
+          </w:tcPr>
+          <w:p>
+            <w:pPr>
+              <w:pStyle w:val="--3"/>
+            </w:pPr>
+            <w:r>
+              <w:rPr>
+                <w:sz w:val="14"/>
+                <w:rFonts w:ascii="Arial" w:hAnsi="Arial"/>
+                <w:b/>
+              </w:rPr>
+              <w:t xml:space="preserve">лаймовый</w:t>
+            </w:r>
+          </w:p>
+        </w:tc>
+        <w:tc>
+          <w:tcPr>
+            <w:tcW w:w="958" w:type="dxa"/>
+          </w:tcPr>
+          <w:p>
+            <w:pPr>
+              <w:pStyle w:val="--3"/>
+            </w:pPr>
+            <w:r>
+              <w:rPr>
+                <w:sz w:val="14"/>
+                <w:rFonts w:ascii="Arial" w:hAnsi="Arial"/>
+              </w:rPr>
+              <w:t xml:space="preserve">1 раз в месяц</w:t>
+            </w:r>
+          </w:p>
+        </w:tc>
+        <w:tc>
+          <w:tcPr>
+            <w:tcW w:w="1351" w:type="dxa"/>
+            <w:vMerge w:val="restart"/>
+          </w:tcPr>
+          <w:p>
+            <w:pPr>
+              <w:pStyle w:val="--2"/>
+            </w:pPr>
+            <w:r>
+              <w:rPr>
+                <w:sz w:val="14"/>
+                <w:rFonts w:ascii="Arial" w:hAnsi="Arial"/>
+              </w:rPr>
+              <w:t xml:space="preserve">уборщик служебных помещений</w:t>
+            </w:r>
+          </w:p>
+        </w:tc>
+        <w:tc>
+          <w:tcPr>
+            <w:tcW w:w="1688" w:type="dxa"/>
+            <w:vMerge w:val="restart"/>
+          </w:tcPr>
+          <w:p>
+            <w:pPr>
+              <w:pStyle w:val="--2"/>
+            </w:pPr>
+            <w:r>
+              <w:rPr>
+                <w:sz w:val="14"/>
+                <w:rFonts w:ascii="Arial" w:hAnsi="Arial"/>
+              </w:rPr>
+              <w:t xml:space="preserve">визуальный контроль/ сотрудник отдела качества</w:t>
+            </w:r>
+          </w:p>
+        </w:tc>
+      </w:tr>
+      <w:tr>
+        <w:tc>
+          <w:tcPr>
+            <w:tcW w:w="1688" w:type="dxa"/>
+            <w:vMerge/>
+          </w:tcPr>
+          <w:p/>
+        </w:tc>
+        <w:tc>
+          <w:tcPr>
+            <w:tcW w:w="1408" w:type="dxa"/>
+          </w:tcPr>
+          <w:p>
+            <w:pPr>
+              <w:pStyle w:val="--2"/>
+            </w:pPr>
+            <w:r>
+              <w:rPr>
+                <w:sz w:val="14"/>
+                <w:rFonts w:ascii="Arial" w:hAnsi="Arial"/>
+              </w:rPr>
+              <w:t xml:space="preserve">мойка</w:t>
+            </w:r>
+          </w:p>
+        </w:tc>
+        <w:tc>
+          <w:tcPr>
+            <w:tcW w:w="506" w:type="dxa"/>
+            <w:vMerge w:val="restart"/>
+            <w:tcMar>
+              <w:left w:w="0" w:type="dxa"/>
+              <w:right w:w="0" w:type="dxa"/>
+            </w:tcMar>
+            <w:textDirection w:val="btLr"/>
+            <w:vAlign w:val="center"/>
+          </w:tcPr>
+          <w:p>
+            <w:pPr>
+              <w:pStyle w:val="--3"/>
+            </w:pPr>
+            <w:r>
+              <w:rPr>
+                <w:sz w:val="14"/>
+                <w:rFonts w:ascii="Arial" w:hAnsi="Arial"/>
+              </w:rPr>
+              <w:t xml:space="preserve"/>
+            </w:r>
+          </w:p>
+        </w:tc>
+        <w:tc>
+          <w:tcPr>
+            <w:tcW w:w="1913" w:type="dxa"/>
+            <w:shd w:val="clear" w:color="auto" w:fill="99FF99"/>
+          </w:tcPr>
+          <w:p>
+            <w:pPr>
+              <w:pStyle w:val="-0"/>
+            </w:pPr>
+            <w:r>
+              <w:rPr>
+                <w:rFonts w:ascii="Arial" w:hAnsi="Arial"/>
+                <w:b/>
+                <w:sz w:val="14"/>
+              </w:rPr>
+              <w:t>ХИМИТЕК КУХМАСТЕР-ФОРТЕ для дозирующих систем</w:t>
+            </w:r>
+          </w:p>
+        </w:tc>
+        <w:tc>
+          <w:tcPr>
+            <w:tcW w:w="1520" w:type="dxa"/>
+          </w:tcPr>
+          <w:p>
+            <w:pPr>
+              <w:pStyle w:val="--2"/>
+            </w:pPr>
+            <w:r>
+              <w:rPr>
+                <w:sz w:val="14"/>
+                <w:rFonts w:ascii="Arial" w:hAnsi="Arial"/>
+              </w:rPr>
+              <w:t xml:space="preserve">ручной (протирание, обработка щёткой)</w:t>
+            </w:r>
+          </w:p>
+        </w:tc>
+        <w:tc>
+          <w:tcPr>
+            <w:tcW w:w="2025" w:type="dxa"/>
+          </w:tcPr>
+          <w:p>
+            <w:pPr>
+              <w:pStyle w:val="--3"/>
+            </w:pPr>
+            <w:r>
+              <w:rPr>
+                <w:rFonts w:ascii="Arial" w:hAnsi="Arial"/>
+                <w:sz w:val="14"/>
+              </w:rPr>
+              <w:t>2,0 % - 3,0 %</w:t>
+            </w:r>
+            <w:r>
+              <w:br/>
+            </w:r>
+            <w:r>
+              <w:rPr>
+                <w:rFonts w:ascii="Arial" w:hAnsi="Arial"/>
+                <w:sz w:val="14"/>
+              </w:rPr>
+              <w:t>дозирующая система ProMax</w:t>
+            </w:r>
+          </w:p>
+        </w:tc>
+        <w:tc>
+          <w:tcPr>
+            <w:tcW w:w="1183" w:type="dxa"/>
+          </w:tcPr>
+          <w:p>
+            <w:pPr>
+              <w:pStyle w:val="--3"/>
+            </w:pPr>
+            <w:r>
+              <w:rPr>
+                <w:sz w:val="14"/>
+                <w:rFonts w:ascii="Arial" w:hAnsi="Arial"/>
+              </w:rPr>
+              <w:t xml:space="preserve">не ниже 40 °C</w:t>
+            </w:r>
+          </w:p>
+        </w:tc>
+        <w:tc>
+          <w:tcPr>
+            <w:tcW w:w="1126" w:type="dxa"/>
+          </w:tcPr>
+          <w:p>
+            <w:pPr>
+              <w:pStyle w:val="--3"/>
+            </w:pPr>
+            <w:r>
+              <w:rPr>
+                <w:sz w:val="14"/>
+                <w:rFonts w:ascii="Arial" w:hAnsi="Arial"/>
+              </w:rPr>
+              <w:t xml:space="preserve">___________</w:t>
+            </w:r>
+          </w:p>
+        </w:tc>
+        <w:tc>
+          <w:tcPr>
+            <w:tcW w:w="510" w:type="dxa"/>
+            <w:noWrap/>
+            <w:tcMar>
+              <w:left w:w="0" w:type="dxa"/>
+              <w:right w:w="0" w:type="dxa"/>
+            </w:tcMar>
+            <w:textDirection w:val="btLr"/>
+            <w:tcFitText/>
+            <w:vAlign w:val="center"/>
+            <w:vMerge/>
+            <w:shd w:val="clear" w:color="auto" w:fill="#32CD32"/>
+          </w:tcPr>
+          <w:p/>
+        </w:tc>
+        <w:tc>
+          <w:tcPr>
+            <w:tcW w:w="958" w:type="dxa"/>
+            <w:vMerge w:val="restart"/>
+          </w:tcPr>
+          <w:p>
+            <w:pPr>
+              <w:pStyle w:val="--3"/>
+            </w:pPr>
+            <w:r>
+              <w:rPr>
+                <w:sz w:val="14"/>
+                <w:rFonts w:ascii="Arial" w:hAnsi="Arial"/>
+              </w:rPr>
+              <w:t xml:space="preserve">1 раз в 3 месяца</w:t>
+            </w:r>
+          </w:p>
+        </w:tc>
+        <w:tc>
+          <w:tcPr>
+            <w:tcW w:w="1351" w:type="dxa"/>
+            <w:vMerge/>
+          </w:tcPr>
+          <w:p/>
+        </w:tc>
+        <w:tc>
+          <w:tcPr>
+            <w:tcW w:w="1688" w:type="dxa"/>
+            <w:vMerge/>
+          </w:tcPr>
+          <w:p/>
+        </w:tc>
+      </w:tr>
+      <w:tr>
+        <w:tc>
+          <w:tcPr>
+            <w:tcW w:w="1688" w:type="dxa"/>
+            <w:vMerge/>
+          </w:tcPr>
+          <w:p/>
+        </w:tc>
+        <w:tc>
+          <w:tcPr>
+            <w:tcW w:w="1408" w:type="dxa"/>
+          </w:tcPr>
+          <w:p>
+            <w:pPr>
+              <w:pStyle w:val="--2"/>
+            </w:pPr>
+            <w:r>
+              <w:rPr>
+                <w:sz w:val="14"/>
+                <w:rFonts w:ascii="Arial" w:hAnsi="Arial"/>
+              </w:rPr>
+              <w:t xml:space="preserve">дезинфекция</w:t>
+            </w:r>
+          </w:p>
+        </w:tc>
+        <w:tc>
+          <w:tcPr>
+            <w:tcW w:w="506" w:type="dxa"/>
+            <w:vMerge/>
+            <w:tcMar>
+              <w:left w:w="0" w:type="dxa"/>
+              <w:right w:w="0" w:type="dxa"/>
+            </w:tcMar>
+            <w:textDirection w:val="btLr"/>
+            <w:vAlign w:val="center"/>
+          </w:tcPr>
+          <w:p/>
+        </w:tc>
+        <w:tc>
+          <w:tcPr>
+            <w:tcW w:w="1913" w:type="dxa"/>
+            <w:shd w:val="clear" w:color="auto" w:fill="FFFFCC"/>
+          </w:tcPr>
+          <w:p>
+            <w:pPr>
+              <w:pStyle w:val="-0"/>
+            </w:pPr>
+            <w:r>
+              <w:rPr>
+                <w:rFonts w:ascii="Arial" w:hAnsi="Arial"/>
+                <w:b/>
+                <w:sz w:val="14"/>
+              </w:rPr>
+              <w:t>ПОЛИДЕЗ</w:t>
+            </w:r>
+            <w:r>
+              <w:rPr>
+                <w:rFonts w:ascii="Arial" w:hAnsi="Arial"/>
+                <w:b/>
+                <w:sz w:val="14"/>
+                <w:vertAlign w:val="superscript"/>
+              </w:rPr>
+              <w:t>®</w:t>
+            </w:r>
+          </w:p>
+        </w:tc>
+        <w:tc>
+          <w:tcPr>
+            <w:tcW w:w="1520" w:type="dxa"/>
+          </w:tcPr>
+          <w:p>
+            <w:pPr>
+              <w:pStyle w:val="--2"/>
+            </w:pPr>
+            <w:r>
+              <w:rPr>
+                <w:sz w:val="14"/>
+                <w:rFonts w:ascii="Arial" w:hAnsi="Arial"/>
+              </w:rPr>
+              <w:t xml:space="preserve">ручной (протирание)</w:t>
+            </w:r>
+          </w:p>
+        </w:tc>
+        <w:tc>
+          <w:tcPr>
+            <w:tcW w:w="2025" w:type="dxa"/>
+          </w:tcPr>
+          <w:p>
+            <w:pPr>
+              <w:pStyle w:val="--3"/>
+            </w:pPr>
+            <w:r>
+              <w:rPr>
+                <w:rFonts w:ascii="Arial" w:hAnsi="Arial"/>
+                <w:sz w:val="14"/>
+              </w:rPr>
+              <w:t>0,5 %</w:t>
+            </w:r>
+            <w:r>
+              <w:br/>
+            </w:r>
+            <w:r>
+              <w:rPr>
+                <w:rFonts w:ascii="Arial" w:hAnsi="Arial"/>
+                <w:sz w:val="14"/>
+              </w:rPr>
+              <w:t>дозирующая система ProMax</w:t>
+            </w:r>
+          </w:p>
+        </w:tc>
+        <w:tc>
+          <w:tcPr>
+            <w:tcW w:w="1183" w:type="dxa"/>
+          </w:tcPr>
+          <w:p>
+            <w:pPr>
+              <w:pStyle w:val="--3"/>
+            </w:pPr>
+            <w:r>
+              <w:rPr>
+                <w:sz w:val="14"/>
+                <w:rFonts w:ascii="Arial" w:hAnsi="Arial"/>
+              </w:rPr>
+              <w:t xml:space="preserve">18-20 °C</w:t>
+            </w:r>
+          </w:p>
+        </w:tc>
+        <w:tc>
+          <w:tcPr>
+            <w:tcW w:w="1126" w:type="dxa"/>
+          </w:tcPr>
+          <w:p>
+            <w:pPr>
+              <w:pStyle w:val="--3"/>
+            </w:pPr>
+            <w:r>
+              <w:rPr>
+                <w:sz w:val="14"/>
+                <w:rFonts w:ascii="Arial" w:hAnsi="Arial"/>
+              </w:rPr>
+              <w:t xml:space="preserve">30 минут</w:t>
             </w:r>
           </w:p>
         </w:tc>
@@ -1873,149 +2507,6 @@
                 <w:rFonts w:ascii="Arial" w:hAnsi="Arial"/>
               </w:rPr>
               <w:t xml:space="preserve">потолок (окрашенный)</w:t>
-            </w:r>
-          </w:p>
-        </w:tc>
-        <w:tc>
-          <w:tcPr>
-            <w:tcW w:w="1408" w:type="dxa"/>
-          </w:tcPr>
-          <w:p>
-            <w:pPr>
-              <w:pStyle w:val="--2"/>
-            </w:pPr>
-          </w:p>
-        </w:tc>
-        <w:tc>
-          <w:tcPr>
-            <w:tcW w:w="506" w:type="dxa"/>
-            <w:tcMar>
-              <w:left w:w="0" w:type="dxa"/>
-              <w:right w:w="0" w:type="dxa"/>
-            </w:tcMar>
-            <w:textDirection w:val="btLr"/>
-            <w:vAlign w:val="center"/>
-          </w:tcPr>
-          <w:p>
-            <w:pPr>
-              <w:pStyle w:val="--3"/>
-            </w:pPr>
-          </w:p>
-        </w:tc>
-        <w:tc>
-          <w:tcPr>
-            <w:tcW w:w="1913" w:type="dxa"/>
-          </w:tcPr>
-          <w:p>
-            <w:pPr>
-              <w:pStyle w:val="-0"/>
-            </w:pPr>
-          </w:p>
-        </w:tc>
-        <w:tc>
-          <w:tcPr>
-            <w:tcW w:w="1520" w:type="dxa"/>
-          </w:tcPr>
-          <w:p>
-            <w:pPr>
-              <w:pStyle w:val="--2"/>
-            </w:pPr>
-          </w:p>
-        </w:tc>
-        <w:tc>
-          <w:tcPr>
-            <w:tcW w:w="2025" w:type="dxa"/>
-          </w:tcPr>
-          <w:p>
-            <w:pPr>
-              <w:pStyle w:val="--3"/>
-            </w:pPr>
-          </w:p>
-        </w:tc>
-        <w:tc>
-          <w:tcPr>
-            <w:tcW w:w="1183" w:type="dxa"/>
-          </w:tcPr>
-          <w:p>
-            <w:pPr>
-              <w:pStyle w:val="--3"/>
-            </w:pPr>
-          </w:p>
-        </w:tc>
-        <w:tc>
-          <w:tcPr>
-            <w:tcW w:w="1126" w:type="dxa"/>
-          </w:tcPr>
-          <w:p>
-            <w:pPr>
-              <w:pStyle w:val="--3"/>
-            </w:pPr>
-          </w:p>
-        </w:tc>
-        <w:tc>
-          <w:tcPr>
-            <w:tcW w:w="510" w:type="dxa"/>
-            <w:noWrap/>
-            <w:tcMar>
-              <w:left w:w="0" w:type="dxa"/>
-              <w:right w:w="0" w:type="dxa"/>
-            </w:tcMar>
-            <w:textDirection w:val="btLr"/>
-            <w:tcFitText/>
-            <w:vAlign w:val="center"/>
-          </w:tcPr>
-          <w:p>
-            <w:pPr>
-              <w:pStyle w:val="--3"/>
-            </w:pPr>
-          </w:p>
-        </w:tc>
-        <w:tc>
-          <w:tcPr>
-            <w:tcW w:w="958" w:type="dxa"/>
-          </w:tcPr>
-          <w:p>
-            <w:pPr>
-              <w:pStyle w:val="--3"/>
-            </w:pPr>
-          </w:p>
-        </w:tc>
-        <w:tc>
-          <w:tcPr>
-            <w:tcW w:w="1351" w:type="dxa"/>
-          </w:tcPr>
-          <w:p>
-            <w:pPr>
-              <w:pStyle w:val="--2"/>
-            </w:pPr>
-          </w:p>
-        </w:tc>
-        <w:tc>
-          <w:tcPr>
-            <w:tcW w:w="1688" w:type="dxa"/>
-          </w:tcPr>
-          <w:p>
-            <w:pPr>
-              <w:pStyle w:val="--2"/>
-            </w:pPr>
-          </w:p>
-        </w:tc>
-      </w:tr>
-      <w:tr>
-        <w:tc>
-          <w:tcPr>
-            <w:tcW w:w="1688" w:type="dxa"/>
-          </w:tcPr>
-          <w:p>
-            <w:pPr>
-              <w:pStyle w:val="--2"/>
-            </w:pPr>
-            <w:r>
-              <w:rPr>
-                <w:sz w:val="14"/>
-                <w:rFonts w:ascii="Arial" w:hAnsi="Arial"/>
-              </w:rPr>
-              <w:t xml:space="preserve">стеллажи складские (до 2 м)</w:t>
             </w:r>
           </w:p>
         </w:tc>

--- a/tech_cards/Ванная_tech_card.docx
+++ b/tech_cards/Ванная_tech_card.docx
@@ -1701,6 +1701,240 @@
             <w:vMerge/>
           </w:tcPr>
           <w:p/>
+        </w:tc>
+      </w:tr>
+      <w:tr>
+        <w:tc>
+          <w:tcPr>
+            <w:tcW w:w="1688" w:type="dxa"/>
+          </w:tcPr>
+          <w:p>
+            <w:pPr>
+              <w:pStyle w:val="--2"/>
+            </w:pPr>
+            <w:r>
+              <w:rPr>
+                <w:sz w:val="14"/>
+                <w:rFonts w:ascii="Arial" w:hAnsi="Arial"/>
+              </w:rPr>
+              <w:t xml:space="preserve">солодоварки</w:t>
+            </w:r>
+          </w:p>
+        </w:tc>
+        <w:tc>
+          <w:tcPr>
+            <w:tcW w:w="1408" w:type="dxa"/>
+          </w:tcPr>
+          <w:p>
+            <w:pPr>
+              <w:pStyle w:val="--2"/>
+            </w:pPr>
+            <w:r>
+              <w:rPr>
+                <w:sz w:val="14"/>
+                <w:rFonts w:ascii="Arial" w:hAnsi="Arial"/>
+              </w:rPr>
+              <w:t xml:space="preserve">мойка</w:t>
+            </w:r>
+          </w:p>
+        </w:tc>
+        <w:tc>
+          <w:tcPr>
+            <w:tcW w:w="506" w:type="dxa"/>
+            <w:tcMar>
+              <w:left w:w="0" w:type="dxa"/>
+              <w:right w:w="0" w:type="dxa"/>
+            </w:tcMar>
+            <w:textDirection w:val="btLr"/>
+            <w:vAlign w:val="center"/>
+          </w:tcPr>
+          <w:p>
+            <w:pPr>
+              <w:pStyle w:val="--3"/>
+            </w:pPr>
+            <w:r>
+              <w:rPr>
+                <w:sz w:val="14"/>
+                <w:rFonts w:ascii="Arial" w:hAnsi="Arial"/>
+              </w:rPr>
+              <w:t xml:space="preserve"/>
+            </w:r>
+          </w:p>
+        </w:tc>
+        <w:tc>
+          <w:tcPr>
+            <w:tcW w:w="1913" w:type="dxa"/>
+            <w:shd w:val="clear" w:color="auto" w:fill="99FF99"/>
+          </w:tcPr>
+          <w:p>
+            <w:pPr>
+              <w:pStyle w:val="-0"/>
+            </w:pPr>
+            <w:r>
+              <w:rPr>
+                <w:rFonts w:ascii="Arial" w:hAnsi="Arial"/>
+                <w:b/>
+                <w:sz w:val="14"/>
+              </w:rPr>
+              <w:t>ХИМИТЕК КУХМАСТЕР-ФОРТЕ для дозирующих систем</w:t>
+            </w:r>
+          </w:p>
+        </w:tc>
+        <w:tc>
+          <w:tcPr>
+            <w:tcW w:w="1520" w:type="dxa"/>
+          </w:tcPr>
+          <w:p>
+            <w:pPr>
+              <w:pStyle w:val="--2"/>
+            </w:pPr>
+            <w:r>
+              <w:rPr>
+                <w:sz w:val="14"/>
+                <w:rFonts w:ascii="Arial" w:hAnsi="Arial"/>
+              </w:rPr>
+              <w:t xml:space="preserve">обработка ветошью</w:t>
+            </w:r>
+          </w:p>
+        </w:tc>
+        <w:tc>
+          <w:tcPr>
+            <w:tcW w:w="2025" w:type="dxa"/>
+          </w:tcPr>
+          <w:p>
+            <w:pPr>
+              <w:pStyle w:val="--3"/>
+            </w:pPr>
+            <w:r>
+              <w:rPr>
+                <w:rFonts w:ascii="Arial" w:hAnsi="Arial"/>
+                <w:sz w:val="14"/>
+              </w:rPr>
+              <w:t>3,0 % - 4,0 %</w:t>
+            </w:r>
+            <w:r>
+              <w:br/>
+            </w:r>
+            <w:r>
+              <w:rPr>
+                <w:rFonts w:ascii="Arial" w:hAnsi="Arial"/>
+                <w:sz w:val="14"/>
+              </w:rPr>
+              <w:t>готовая форма</w:t>
+            </w:r>
+          </w:p>
+        </w:tc>
+        <w:tc>
+          <w:tcPr>
+            <w:tcW w:w="1183" w:type="dxa"/>
+          </w:tcPr>
+          <w:p>
+            <w:pPr>
+              <w:pStyle w:val="--3"/>
+            </w:pPr>
+            <w:r>
+              <w:rPr>
+                <w:sz w:val="14"/>
+                <w:rFonts w:ascii="Arial" w:hAnsi="Arial"/>
+              </w:rPr>
+              <w:t xml:space="preserve">40-50</w:t>
+            </w:r>
+          </w:p>
+        </w:tc>
+        <w:tc>
+          <w:tcPr>
+            <w:tcW w:w="1126" w:type="dxa"/>
+          </w:tcPr>
+          <w:p>
+            <w:pPr>
+              <w:pStyle w:val="--3"/>
+            </w:pPr>
+            <w:r>
+              <w:rPr>
+                <w:sz w:val="14"/>
+                <w:rFonts w:ascii="Arial" w:hAnsi="Arial"/>
+              </w:rPr>
+              <w:t xml:space="preserve">___________</w:t>
+            </w:r>
+          </w:p>
+        </w:tc>
+        <w:tc>
+          <w:tcPr>
+            <w:tcW w:w="510" w:type="dxa"/>
+            <w:noWrap/>
+            <w:tcMar>
+              <w:left w:w="0" w:type="dxa"/>
+              <w:right w:w="0" w:type="dxa"/>
+            </w:tcMar>
+            <w:textDirection w:val="btLr"/>
+            <w:tcFitText/>
+            <w:vAlign w:val="center"/>
+            <w:shd w:val="clear" w:color="auto" w:fill="#32CD32"/>
+          </w:tcPr>
+          <w:p>
+            <w:pPr>
+              <w:pStyle w:val="--3"/>
+            </w:pPr>
+            <w:r>
+              <w:rPr>
+                <w:sz w:val="14"/>
+                <w:rFonts w:ascii="Arial" w:hAnsi="Arial"/>
+                <w:b/>
+              </w:rPr>
+              <w:t xml:space="preserve">лаймовый</w:t>
+            </w:r>
+          </w:p>
+        </w:tc>
+        <w:tc>
+          <w:tcPr>
+            <w:tcW w:w="958" w:type="dxa"/>
+          </w:tcPr>
+          <w:p>
+            <w:pPr>
+              <w:pStyle w:val="--3"/>
+            </w:pPr>
+            <w:r>
+              <w:rPr>
+                <w:sz w:val="14"/>
+                <w:rFonts w:ascii="Arial" w:hAnsi="Arial"/>
+              </w:rPr>
+              <w:t xml:space="preserve">1 раз в день</w:t>
+            </w:r>
+          </w:p>
+        </w:tc>
+        <w:tc>
+          <w:tcPr>
+            <w:tcW w:w="1351" w:type="dxa"/>
+          </w:tcPr>
+          <w:p>
+            <w:pPr>
+              <w:pStyle w:val="--2"/>
+            </w:pPr>
+            <w:r>
+              <w:rPr>
+                <w:sz w:val="14"/>
+                <w:rFonts w:ascii="Arial" w:hAnsi="Arial"/>
+              </w:rPr>
+              <w:t xml:space="preserve">сотрудник внутреннего клининга</w:t>
+            </w:r>
+          </w:p>
+        </w:tc>
+        <w:tc>
+          <w:tcPr>
+            <w:tcW w:w="1688" w:type="dxa"/>
+          </w:tcPr>
+          <w:p>
+            <w:pPr>
+              <w:pStyle w:val="--2"/>
+            </w:pPr>
+            <w:r>
+              <w:rPr>
+                <w:sz w:val="14"/>
+                <w:rFonts w:ascii="Arial" w:hAnsi="Arial"/>
+              </w:rPr>
+              <w:t xml:space="preserve">визуальный</w:t>
+            </w:r>
+          </w:p>
         </w:tc>
       </w:tr>
       <w:tr>
